--- a/data/Dialogues EU-LAC_15th Plenary Session of the EuroLat Assembly.docx
+++ b/data/Dialogues EU-LAC_15th Plenary Session of the EuroLat Assembly.docx
@@ -2,13 +2,13 @@
 <file path=word/document.xml><?xml version="1.0" encoding="utf-8"?>
 <w:document xmlns:w="http://schemas.openxmlformats.org/wordprocessingml/2006/main" xmlns:m="http://schemas.openxmlformats.org/officeDocument/2006/math" xmlns:r="http://schemas.openxmlformats.org/officeDocument/2006/relationships" xmlns:o="urn:schemas-microsoft-com:office:office" xmlns:v="urn:schemas-microsoft-com:vml" xmlns:w10="urn:schemas-microsoft-com:office:word" xmlns:a="http://schemas.openxmlformats.org/drawingml/2006/main" xmlns:pic="http://schemas.openxmlformats.org/drawingml/2006/picture" xmlns:wp="http://schemas.openxmlformats.org/drawingml/2006/wordprocessingDrawing">
   <w:body>
-    <w:bookmarkStart w:id="26" w:name="Xd5054f62bb624afbd5fa1ec548ebde547db9ba8"/>
+    <w:bookmarkStart w:id="26" w:name="X34ab98dda2a544b08d03b030f1431df317ccc3e"/>
     <w:p>
       <w:pPr>
         <w:pStyle w:val="Heading1"/>
       </w:pPr>
       <w:r>
-        <w:t xml:space="preserve">15th Plenary Session of the EuroLat Assembly in Madrid, July 2023</w:t>
+        <w:t xml:space="preserve">15th Plenary Session of the EuroLat Assembly in Madrid, July 2023: Media Coverage and Key Highlights</w:t>
       </w:r>
     </w:p>
     <w:p>
@@ -55,7 +55,7 @@
         <w:pStyle w:val="FirstParagraph"/>
       </w:pPr>
       <w:r>
-        <w:t xml:space="preserve">The 15th plenary session of the EuroLat Assembly took place in Madrid from July 24-27, 2023, garnering significant media attention with 115 news pieces, including 7 on TV and 108 online. An agreement with EFE Agency enhanced visibility in Spain and Latin America, leading to impactful interviews and extensive social media engagement, with over 150 posts using the hashtag #EuroLatMadrid. Key discussions included cooperation against drug trafficking, gender equality, and the EU-Mercosur agreement. Notable coverage came from major Spanish news agencies and international outlets, highlighting the assembly’s focus on strengthening ties between Europe and Latin America. The event featured interviews with prominent parliamentarians and was marked by a royal audience with King Felipe VI.</w:t>
+        <w:t xml:space="preserve">The 15th plenary session of the EuroLat Assembly took place in Madrid from 24-27 July 2023, generating extensive media coverage with 115 news pieces across TV and online platforms, boosted by a partnership with Spain’s EFE news agency. The event featured discussions on strengthening EU-Latin America relations, democracy, gender equality, social inequality, ecological transition, and cooperation against narcotrafficking and AI regulation. High-profile participants included co-chairs Javi López and Óscar Darío Pérez, Spanish Foreign Minister José Manuel Albares, and Latin American parliamentarians. The assembly received significant attention on social media with over 150 posts under #EuroLatMadrid. Coverage spanned major Spanish outlets, Latin American media, and international platforms, highlighting the assembly’s role in reinforcing transatlantic dialogue and cooperation. The event also included an audience with King Felipe VI and emphasized the importance of institutionalizing EU-Latin America relations for future prosperity and security.</w:t>
       </w:r>
     </w:p>
     <w:bookmarkEnd w:id="20"/>
@@ -77,7 +77,7 @@
         </w:numPr>
       </w:pPr>
       <w:r>
-        <w:t xml:space="preserve">The 15th plenary session of the EuroLat Assembly took place in Madrid from July 24-27, 2023, featuring extensive media coverage with 115 news pieces and over 150 social media posts using the hashtag #EuroLatMadrid.</w:t>
+        <w:t xml:space="preserve">The 15th plenary session of the EuroLat Assembly took place in Madrid, Spain, from 24 to 27 July 2023, generating extensive media coverage with 115 news pieces and over 150 social media posts using #EuroLatMadrid.</w:t>
       </w:r>
     </w:p>
     <w:p>
@@ -89,7 +89,7 @@
         </w:numPr>
       </w:pPr>
       <w:r>
-        <w:t xml:space="preserve">An agreement with EFE Agency enhanced media visibility, resulting in significant coverage in both Spain and Latin America, including interviews with key parliamentarians.</w:t>
+        <w:t xml:space="preserve">A key media partnership was established with Spain’s major news agency EFE, which conducted 101 interviews with European and Latin American parliamentarians, amplifying visibility across Spain and Latin America.</w:t>
       </w:r>
     </w:p>
     <w:p>
@@ -101,7 +101,7 @@
         </w:numPr>
       </w:pPr>
       <w:r>
-        <w:t xml:space="preserve">The assembly focused on various issues, including cooperation against drug trafficking, gender equality, and ecological transitions, with calls for action on these topics.</w:t>
+        <w:t xml:space="preserve">Coverage included TV broadcasts on RTVE and La Sexta, featuring interviews with co-chairs and parliamentarians, as well as an audience with King Felipe VI.</w:t>
       </w:r>
     </w:p>
     <w:p>
@@ -113,7 +113,7 @@
         </w:numPr>
       </w:pPr>
       <w:r>
-        <w:t xml:space="preserve">Notable media coverage included interviews and reports from major Spanish news agencies and public broadcasters, highlighting the assembly’s discussions and outcomes.</w:t>
+        <w:t xml:space="preserve">The event focused on strengthening EU-Latin America relations, addressing common challenges such as democracy, gender equality, social inequalities, ecological transition, and cooperation against narcotrafficking and AI regulation.</w:t>
       </w:r>
     </w:p>
     <w:p>
@@ -125,7 +125,19 @@
         </w:numPr>
       </w:pPr>
       <w:r>
-        <w:t xml:space="preserve">The event was attended by European and Latin American parliamentarians, emphasizing the importance of strengthening ties between the two regions.</w:t>
+        <w:t xml:space="preserve">The assembly received broad international media attention from outlets across Europe, Latin America, and the United States, highlighting its political and social significance.</w:t>
+      </w:r>
+    </w:p>
+    <w:p>
+      <w:pPr>
+        <w:pStyle w:val="Compact"/>
+        <w:numPr>
+          <w:ilvl w:val="0"/>
+          <w:numId w:val="1001"/>
+        </w:numPr>
+      </w:pPr>
+      <w:r>
+        <w:t xml:space="preserve">Prominent political figures, including Spanish Foreign Minister José Manuel Albares and various MEPs, actively engaged on social media platforms to promote the assembly’s outcomes and discussions.</w:t>
       </w:r>
     </w:p>
     <w:bookmarkEnd w:id="21"/>
@@ -195,7 +207,31 @@
               <w:pStyle w:val="Compact"/>
             </w:pPr>
             <w:r>
-              <w:t xml:space="preserve">Javi López; Óscar Darío Pérez; Amado Cerrud; Beatriz Argimón; Julia Argentina Perié; Samira Rafaela; José Manuel Albares; Meritxell Batet; Inma Rodríguez-Piñero; Faride Raful; Marybel Villegas; César Luena; H.M. the King Felipe VI</w:t>
+              <w:t xml:space="preserve">Javi López (MEP, S&amp;D, Spain); Óscar Darío Pérez (Co-Chair of EuroLat); Amado Cerrud (Co-Chair of EuroLat); Faride Raful (Dominican Republic senator); Beatriz Argimón (Uruguay Vice-President); Julia Argentina Perié (Parliamentarian); Samira Rafaela (Parliamentarian); Marybel Villegas (Mexican senator); Jordi Cañas (MEP); Leopoldo López Gil (MEP, PPE); Meritxell Batet (President of the Congress of the Deputies); José Manuel Albares (Spanish Foreign Minister); César Luena (Parliamentarian); Hermann Tertsch (MEP, European Conservatives and Reformists Group, Spain); Inma Rodríguez-Piñero (Parliamentarian); Margallo (Politician); Rodríguez-Palop (Parliamentarian); Evangelina Moreno (Latin American legislator); Cecilia Rivera (Deputy, El Salvador)</w:t>
+            </w:r>
+          </w:p>
+        </w:tc>
+      </w:tr>
+      <w:tr>
+        <w:tc>
+          <w:tcPr/>
+          <w:p>
+            <w:pPr>
+              <w:pStyle w:val="Compact"/>
+            </w:pPr>
+            <w:r>
+              <w:t xml:space="preserve">Civil Society Actors</w:t>
+            </w:r>
+          </w:p>
+        </w:tc>
+        <w:tc>
+          <w:tcPr/>
+          <w:p>
+            <w:pPr>
+              <w:pStyle w:val="Compact"/>
+            </w:pPr>
+            <w:r>
+              <w:t xml:space="preserve">VOX (Political Party)</w:t>
             </w:r>
           </w:p>
         </w:tc>
@@ -219,7 +255,7 @@
               <w:pStyle w:val="Compact"/>
             </w:pPr>
             <w:r>
-              <w:t xml:space="preserve">Inter-American Development Bank; World Bank</w:t>
+              <w:t xml:space="preserve">Southern Common Market</w:t>
             </w:r>
           </w:p>
         </w:tc>
@@ -292,7 +328,7 @@
               <w:pStyle w:val="Compact"/>
             </w:pPr>
             <w:r>
-              <w:t xml:space="preserve">EU-LAC Digital Alliance</w:t>
+              <w:t xml:space="preserve">EU-LAC Digital Alliance; Bi-regional Cooperation; Global Digital Cooperation; Multilateralism; EU-CELAC Digital Partnership; Digital &amp; Technological Partnerships</w:t>
             </w:r>
           </w:p>
         </w:tc>
@@ -316,7 +352,7 @@
               <w:pStyle w:val="Compact"/>
             </w:pPr>
             <w:r>
-              <w:t xml:space="preserve">Gender Equality in Tech; Digital Inclusion</w:t>
+              <w:t xml:space="preserve">Social Cohesion</w:t>
             </w:r>
           </w:p>
         </w:tc>
@@ -341,7 +377,7 @@
         </w:numPr>
       </w:pPr>
       <w:r>
-        <w:t xml:space="preserve">Agreement signed between EPLO Spain and EFE Agency to enhance media coverage and visibility of EuroLat Assembly in Spain and Latin America.</w:t>
+        <w:t xml:space="preserve">EPLO Spain signed an agreement with EFE Agency to cover the entire EuroLat Assembly, including 1-on-1 interviews with MEPs and Latin American parliamentarians, enhancing media visibility in Spain and Latin America.</w:t>
       </w:r>
     </w:p>
     <w:p>
@@ -353,19 +389,7 @@
         </w:numPr>
       </w:pPr>
       <w:r>
-        <w:t xml:space="preserve">Promotion of a</w:t>
-      </w:r>
-      <w:r>
-        <w:t xml:space="preserve"> </w:t>
-      </w:r>
-      <w:r>
-        <w:t xml:space="preserve">“Pact of Care”</w:t>
-      </w:r>
-      <w:r>
-        <w:t xml:space="preserve"> </w:t>
-      </w:r>
-      <w:r>
-        <w:t xml:space="preserve">between Latin America and Europe to address inequality.</w:t>
+        <w:t xml:space="preserve">The 15th plenary session of the EuroLat Assembly included active parliamentary discussions and approved reports on health, security, trade, environment, and the right to water.</w:t>
       </w:r>
     </w:p>
     <w:p>
@@ -377,7 +401,7 @@
         </w:numPr>
       </w:pPr>
       <w:r>
-        <w:t xml:space="preserve">Economic Committee of EuroLat calling for action on gender equality.</w:t>
+        <w:t xml:space="preserve">Promotion of a care pact between Latin America and Europe aimed at addressing inequality.</w:t>
       </w:r>
     </w:p>
     <w:p>
@@ -389,7 +413,7 @@
         </w:numPr>
       </w:pPr>
       <w:r>
-        <w:t xml:space="preserve">Advocacy for increased education to reduce social inequalities between Europe and Latin America.</w:t>
+        <w:t xml:space="preserve">The EuroLat Economic Committee called for moving from discussion to action on gender equality.</w:t>
       </w:r>
     </w:p>
     <w:p>
@@ -401,7 +425,7 @@
         </w:numPr>
       </w:pPr>
       <w:r>
-        <w:t xml:space="preserve">Discussions on ensuring that ecological transitions do not create further disparities.</w:t>
+        <w:t xml:space="preserve">Calls for increased education to reduce social inequalities between Europe and Latin America.</w:t>
       </w:r>
     </w:p>
     <w:p>
@@ -413,7 +437,43 @@
         </w:numPr>
       </w:pPr>
       <w:r>
-        <w:t xml:space="preserve">EuroLat Assembly approved reports on health, security, trade, environment, and the right to water.</w:t>
+        <w:t xml:space="preserve">EuroLat urged cooperation between Europe and Latin America to combat drug trafficking and regulate artificial intelligence.</w:t>
+      </w:r>
+    </w:p>
+    <w:p>
+      <w:pPr>
+        <w:pStyle w:val="Compact"/>
+        <w:numPr>
+          <w:ilvl w:val="0"/>
+          <w:numId w:val="1002"/>
+        </w:numPr>
+      </w:pPr>
+      <w:r>
+        <w:t xml:space="preserve">The Assembly emphasized defending democracy and strengthening ties between Latin America and Europe.</w:t>
+      </w:r>
+    </w:p>
+    <w:p>
+      <w:pPr>
+        <w:pStyle w:val="Compact"/>
+        <w:numPr>
+          <w:ilvl w:val="0"/>
+          <w:numId w:val="1002"/>
+        </w:numPr>
+      </w:pPr>
+      <w:r>
+        <w:t xml:space="preserve">The event included active social media engagement with over 150 posts on Instagram and Twitter using the hashtag #EuroLatMadrid.</w:t>
+      </w:r>
+    </w:p>
+    <w:p>
+      <w:pPr>
+        <w:pStyle w:val="Compact"/>
+        <w:numPr>
+          <w:ilvl w:val="0"/>
+          <w:numId w:val="1002"/>
+        </w:numPr>
+      </w:pPr>
+      <w:r>
+        <w:t xml:space="preserve">The Assembly featured high-level meetings, including an audience with H.M. King Felipe VI of Spain, and interviews with key co-chairs and parliamentarians to promote dialogue and cooperation.</w:t>
       </w:r>
     </w:p>
     <w:bookmarkEnd w:id="24"/>
